--- a/Quanta, Actually - SERIES/QED Course/chapters/Lesson 44 Charge as a Coupling Constant.docx
+++ b/Quanta, Actually - SERIES/QED Course/chapters/Lesson 44 Charge as a Coupling Constant.docx
@@ -17,7 +17,7 @@
         <w:jc w:val="center"/>
       </w:pPr>
       <w:r>
-        <w:t>Lesson 44 of the Complete Quantum Electrodynamics Course</w:t>
+        <w:t>Lesson 44 of Quantum, Actually, Volume 2: A QED Course</w:t>
       </w:r>
     </w:p>
     <w:p>
@@ -74,7 +74,16 @@
     </w:p>
     <w:p>
       <w:r>
-        <w:t>Every term of ℒ_QED has now been derived except one number: the size of e itself. This lesson asks what kind of number it is. Section 1 fixes its dimensions by nothing more than the requirement that the Lagrangian density have the right units, a calculation using only tools already in hand. Section 2 relates it to the fine-structure constant α, gives both a numerical value, and uses that value to make a first, very concrete contact with an experimentally measured number: the leading correction to the electron's magnetic moment previewed in Lesson 40. The lesson closes by explaining why e's smallness is not a curiosity but the entire reason the perturbative methods of Part VII will work. Expect four to five hours.</w:t>
+        <w:t>Every term of ℒ</w:t>
+      </w:r>
+      <w:r>
+        <w:rPr>
+          <w:vertAlign w:val="subscript"/>
+        </w:rPr>
+        <w:t>QED</w:t>
+      </w:r>
+      <w:r>
+        <w:t xml:space="preserve"> has now been derived except one number: the size of e itself. This lesson asks what kind of number it is. Section 1 fixes its dimensions by nothing more than the requirement that the Lagrangian density have the right units, a calculation using only tools already in hand. Section 2 relates it to the fine-structure constant α, gives both a numerical value, and uses that value to make a first, very concrete contact with an experimentally measured number: the leading correction to the electron's magnetic moment previewed in Lesson 40. The lesson closes by explaining why e's smallness is not a curiosity but the entire reason the perturbative methods of Part VII will work. Expect four to five hours.</w:t>
       </w:r>
     </w:p>
     <w:p>
@@ -90,7 +99,16 @@
         <w:pStyle w:val="ListBullet"/>
       </w:pPr>
       <w:r>
-        <w:t>Derive the mass dimensions of ψ and A_μ from the requirement that the free Lagrangian have dimension mass⁴ in natural units.</w:t>
+        <w:t>Derive the mass dimensions of ψ and A</w:t>
+      </w:r>
+      <w:r>
+        <w:rPr>
+          <w:vertAlign w:val="subscript"/>
+        </w:rPr>
+        <w:t>μ</w:t>
+      </w:r>
+      <w:r>
+        <w:t xml:space="preserve"> from the requirement that the free Lagrangian have dimension mass⁴ in natural units.</w:t>
       </w:r>
     </w:p>
     <w:p>
@@ -365,6 +383,67 @@
         </w:tc>
       </w:tr>
     </w:tbl>
+    <w:tbl>
+      <w:tblPr>
+        <w:tblW w:type="auto" w:w="0"/>
+        <w:jc w:val="center"/>
+        <w:tblLayout w:type="fixed"/>
+        <w:tblLook w:firstColumn="1" w:firstRow="1" w:lastColumn="0" w:lastRow="0" w:noHBand="0" w:noVBand="1" w:val="04A0"/>
+        <w:tblBorders>
+          <w:top w:val="single" w:sz="8" w:color="7FA7CF"/>
+          <w:left w:val="single" w:sz="8" w:color="7FA7CF"/>
+          <w:bottom w:val="single" w:sz="8" w:color="7FA7CF"/>
+          <w:right w:val="single" w:sz="8" w:color="7FA7CF"/>
+        </w:tblBorders>
+      </w:tblPr>
+      <w:tblGrid>
+        <w:gridCol w:w="9392"/>
+      </w:tblGrid>
+      <w:tr>
+        <w:tc>
+          <w:tcPr>
+            <w:tcW w:type="dxa" w:w="9392"/>
+            <w:shd w:fill="F3F7FB"/>
+            <w:tcMar>
+              <w:top w:w="140" w:type="dxa"/>
+              <w:start w:w="140" w:type="dxa"/>
+              <w:bottom w:w="140" w:type="dxa"/>
+              <w:end w:w="140" w:type="dxa"/>
+            </w:tcMar>
+          </w:tcPr>
+          <w:p>
+            <w:r>
+              <w:rPr>
+                <w:b/>
+                <w:color w:val="1F4E78"/>
+              </w:rPr>
+              <w:t>First pass: the result before the derivation</w:t>
+            </w:r>
+          </w:p>
+          <w:p>
+            <w:pPr>
+              <w:spacing w:after="60"/>
+            </w:pPr>
+            <w:r>
+              <w:t>The coupling e is dimensionless in natural units, with α = e²/4π ≈ 1/137. Each vertex brings one power of e, so amplitudes are series in α.</w:t>
+            </w:r>
+          </w:p>
+          <w:p>
+            <w:pPr>
+              <w:spacing w:after="60"/>
+            </w:pPr>
+            <w:r>
+              <w:t>Prologue 5's j ≈ −0.1 is √α up to convention; smallness of α is why perturbation theory works.</w:t>
+            </w:r>
+          </w:p>
+        </w:tc>
+      </w:tr>
+    </w:tbl>
+    <w:p>
+      <w:pPr>
+        <w:spacing w:after="80"/>
+      </w:pPr>
+    </w:p>
     <w:p>
       <w:pPr>
         <w:pStyle w:val="Heading2"/>
@@ -378,12 +457,57 @@
         <w:pStyle w:val="Heading3"/>
       </w:pPr>
       <w:r>
-        <w:t>1.1 Fixing [ψ] and [A_μ]</w:t>
+        <w:t>1.1 Fixing [ψ] and [A</w:t>
+      </w:r>
+      <w:r>
+        <w:rPr>
+          <w:vertAlign w:val="subscript"/>
+        </w:rPr>
+        <w:t>μ</w:t>
+      </w:r>
+      <w:r>
+        <w:t>]</w:t>
       </w:r>
     </w:p>
     <w:p>
       <w:r>
-        <w:t>In natural units, [length]=[time]=mass⁻¹, so [∂_μ]=mass, and since the action S=∫d⁴x ℒ is dimensionless (ℏ=1) while d⁴x has dimension mass⁻⁴, the Lagrangian density itself must have [ℒ]=mass⁴. Applying this to the free Dirac kinetic term, ψ̄iγ^μ∂_μψ, whose dimension is [ψ]² (from ψ̄ and ψ, of equal dimension) times [∂_μ]=mass, setting [ψ]²·mass = mass⁴ gives</w:t>
+        <w:t>In natural units, [length]=[time]=mass⁻¹, so [∂</w:t>
+      </w:r>
+      <w:r>
+        <w:rPr>
+          <w:vertAlign w:val="subscript"/>
+        </w:rPr>
+        <w:t>μ</w:t>
+      </w:r>
+      <w:r>
+        <w:t>]=mass, and since the action S=∫d⁴x ℒ is dimensionless (ℏ=1) while d⁴x has dimension mass⁻⁴, the Lagrangian density itself must have [ℒ]=mass⁴. Applying this to the free Dirac kinetic term, ψ̄iγ</w:t>
+      </w:r>
+      <w:r>
+        <w:rPr>
+          <w:vertAlign w:val="superscript"/>
+        </w:rPr>
+        <w:t>μ</w:t>
+      </w:r>
+      <w:r>
+        <w:t>∂</w:t>
+      </w:r>
+      <w:r>
+        <w:rPr>
+          <w:vertAlign w:val="subscript"/>
+        </w:rPr>
+        <w:t>μ</w:t>
+      </w:r>
+      <w:r>
+        <w:t>ψ, whose dimension is [ψ]² (from ψ̄ and ψ, of equal dimension) times [∂</w:t>
+      </w:r>
+      <w:r>
+        <w:rPr>
+          <w:vertAlign w:val="subscript"/>
+        </w:rPr>
+        <w:t>μ</w:t>
+      </w:r>
+      <w:r>
+        <w:t>]=mass, setting [ψ]²·mass = mass⁴ gives</w:t>
       </w:r>
     </w:p>
     <w:p>
@@ -433,7 +557,52 @@
     </w:p>
     <w:p>
       <w:r>
-        <w:t>Applying the same requirement to the free photon kinetic term, −(1/4)F_μνF^μν = −(1/4)(∂A)(∂A) schematically, whose dimension is [∂_μA_ν]² = (mass·[A_μ])², setting this equal to mass⁴ gives</w:t>
+        <w:t>Applying the same requirement to the free photon kinetic term, −(1/4)F</w:t>
+      </w:r>
+      <w:r>
+        <w:rPr>
+          <w:vertAlign w:val="subscript"/>
+        </w:rPr>
+        <w:t>μν</w:t>
+      </w:r>
+      <w:r>
+        <w:t>F</w:t>
+      </w:r>
+      <w:r>
+        <w:rPr>
+          <w:vertAlign w:val="superscript"/>
+        </w:rPr>
+        <w:t>μν</w:t>
+      </w:r>
+      <w:r>
+        <w:t xml:space="preserve"> = −(1/4)(∂A)(∂A) schematically, whose dimension is [∂</w:t>
+      </w:r>
+      <w:r>
+        <w:rPr>
+          <w:vertAlign w:val="subscript"/>
+        </w:rPr>
+        <w:t>μ</w:t>
+      </w:r>
+      <w:r>
+        <w:t>A</w:t>
+      </w:r>
+      <w:r>
+        <w:rPr>
+          <w:vertAlign w:val="subscript"/>
+        </w:rPr>
+        <w:t>ν</w:t>
+      </w:r>
+      <w:r>
+        <w:t>]² = (mass·[A</w:t>
+      </w:r>
+      <w:r>
+        <w:rPr>
+          <w:vertAlign w:val="subscript"/>
+        </w:rPr>
+        <w:t>μ</w:t>
+      </w:r>
+      <w:r>
+        <w:t>])², setting this equal to mass⁴ gives</w:t>
       </w:r>
     </w:p>
     <w:p>
@@ -482,7 +651,43 @@
     </w:p>
     <w:p>
       <w:r>
-        <w:t>The interaction term eψ̄γ^μψA_μ must also carry dimension mass⁴, since it is one more term added to the same Lagrangian density. Its field content contributes [ψ̄γ^μψ]=[ψ]²=mass³ (the gamma matrix carries no dimension, being a fixed numerical matrix) and [A_μ]=mass, for a total of mass⁴ from the fields alone, with no help from e. So</w:t>
+        <w:t>The interaction term eψ̄γ</w:t>
+      </w:r>
+      <w:r>
+        <w:rPr>
+          <w:vertAlign w:val="superscript"/>
+        </w:rPr>
+        <w:t>μ</w:t>
+      </w:r>
+      <w:r>
+        <w:t>ψA</w:t>
+      </w:r>
+      <w:r>
+        <w:rPr>
+          <w:vertAlign w:val="subscript"/>
+        </w:rPr>
+        <w:t>μ</w:t>
+      </w:r>
+      <w:r>
+        <w:t xml:space="preserve"> must also carry dimension mass⁴, since it is one more term added to the same Lagrangian density. Its field content contributes [ψ̄γ</w:t>
+      </w:r>
+      <w:r>
+        <w:rPr>
+          <w:vertAlign w:val="superscript"/>
+        </w:rPr>
+        <w:t>μ</w:t>
+      </w:r>
+      <w:r>
+        <w:t>ψ]=[ψ]²=mass³ (the gamma matrix carries no dimension, being a fixed numerical matrix) and [A</w:t>
+      </w:r>
+      <w:r>
+        <w:rPr>
+          <w:vertAlign w:val="subscript"/>
+        </w:rPr>
+        <w:t>μ</w:t>
+      </w:r>
+      <w:r>
+        <w:t>]=mass, for a total of mass⁴ from the fields alone, with no help from e. So</w:t>
       </w:r>
     </w:p>
     <w:p>
@@ -537,7 +742,16 @@
     </w:p>
     <w:p>
       <w:r>
-        <w:t>Confirm the mass term −mψ̄ψ is consistent with the dimensional bookkeeping of Section 1.1 without needing a new calculation. [ψ̄ψ]=mass³, so −mψ̄ψ has dimension mass³ times [m]; since m is an ordinary mass, [m]=mass¹, giving mass⁴ overall, matching every other term in ℒ_QED, with no adjustment needed.</w:t>
+        <w:t>Confirm the mass term −mψ̄ψ is consistent with the dimensional bookkeeping of Section 1.1 without needing a new calculation. [ψ̄ψ]=mass³, so −mψ̄ψ has dimension mass³ times [m]; since m is an ordinary mass, [m]=mass¹, giving mass⁴ overall, matching every other term in ℒ</w:t>
+      </w:r>
+      <w:r>
+        <w:rPr>
+          <w:vertAlign w:val="subscript"/>
+        </w:rPr>
+        <w:t>QED</w:t>
+      </w:r>
+      <w:r>
+        <w:t>, with no adjustment needed.</w:t>
       </w:r>
     </w:p>
     <w:p>
@@ -672,7 +886,25 @@
     </w:p>
     <w:p>
       <w:r>
-        <w:t>Lesson 39, Section 3.2, and Lesson 40, Exercise 3, showed that the covariant-derivative construction depends only on a field's charge, not on any other property such as its mass; consequently, a muon field, an electron field, or any other Dirac field of charge −e couples to the photon through an interaction term of the same form, eψ̄γ^μψA_μ, with the same numerical coefficient e as in Section 2.2, not a separately adjustable constant for each species of particle.</w:t>
+        <w:t>Lesson 39, Section 3.2, and Lesson 40, Exercise 3, showed that the covariant-derivative construction depends only on a field's charge, not on any other property such as its mass; consequently, a muon field, an electron field, or any other Dirac field of charge −e couples to the photon through an interaction term of the same form, eψ̄γ</w:t>
+      </w:r>
+      <w:r>
+        <w:rPr>
+          <w:vertAlign w:val="superscript"/>
+        </w:rPr>
+        <w:t>μ</w:t>
+      </w:r>
+      <w:r>
+        <w:t>ψA</w:t>
+      </w:r>
+      <w:r>
+        <w:rPr>
+          <w:vertAlign w:val="subscript"/>
+        </w:rPr>
+        <w:t>μ</w:t>
+      </w:r>
+      <w:r>
+        <w:t>, with the same numerical coefficient e as in Section 2.2, not a separately adjustable constant for each species of particle.</w:t>
       </w:r>
     </w:p>
     <w:p>
@@ -699,7 +931,16 @@
     </w:p>
     <w:p>
       <w:r>
-        <w:t>Explain why, despite Section 3.1's universality, a beam of muons and a beam of electrons of the same kinetic energy behave differently when passed through the same electromagnetic field. The coupling constant governing how strongly each particle's field responds to A_μ, e, is identical for both; the difference in their behavior traces entirely to their different masses entering the free (mass-term) part of each one's Dirac Lagrangian and hence their equations of motion, not to any difference in how strongly they are electromagnetically coupled.</w:t>
+        <w:t>Explain why, despite Section 3.1's universality, a beam of muons and a beam of electrons of the same kinetic energy behave differently when passed through the same electromagnetic field. The coupling constant governing how strongly each particle's field responds to A</w:t>
+      </w:r>
+      <w:r>
+        <w:rPr>
+          <w:vertAlign w:val="subscript"/>
+        </w:rPr>
+        <w:t>μ</w:t>
+      </w:r>
+      <w:r>
+        <w:t>, e, is identical for both; the difference in their behavior traces entirely to their different masses entering the free (mass-term) part of each one's Dirac Lagrangian and hence their equations of motion, not to any difference in how strongly they are electromagnetically coupled.</w:t>
       </w:r>
     </w:p>
     <w:p>
@@ -720,7 +961,25 @@
     </w:p>
     <w:p>
       <w:r>
-        <w:t>Section 3's electron-photon vertex, to be derived precisely in Lesson 45, will carry a factor of e (or ie) for every occurrence of the interaction term used in a calculation. A physical process computed by using the interaction term n times contributes an amplitude of order eⁿ, and since a probability or cross section is built from the modulus-squared of an amplitude, that contribution to an observable quantity is of order (eⁿ)² = e^(2n) = α^n (using α=e²/4π up to the fixed numerical factor of 4π, which does not affect the order-of-magnitude scaling with n).</w:t>
+        <w:t>Section 3's electron-photon vertex, to be derived precisely in Lesson 45, will carry a factor of e (or ie) for every occurrence of the interaction term used in a calculation. A physical process computed by using the interaction term n times contributes an amplitude of order eⁿ, and since a probability or cross section is built from the modulus-squared of an amplitude, that contribution to an observable quantity is of order (eⁿ)² = e</w:t>
+      </w:r>
+      <w:r>
+        <w:rPr>
+          <w:vertAlign w:val="superscript"/>
+        </w:rPr>
+        <w:t>2n</w:t>
+      </w:r>
+      <w:r>
+        <w:t xml:space="preserve"> = α</w:t>
+      </w:r>
+      <w:r>
+        <w:rPr>
+          <w:vertAlign w:val="superscript"/>
+        </w:rPr>
+        <w:t>n</w:t>
+      </w:r>
+      <w:r>
+        <w:t xml:space="preserve"> (using α=e²/4π up to the fixed numerical factor of 4π, which does not affect the order-of-magnitude scaling with n).</w:t>
       </w:r>
     </w:p>
     <w:p>
@@ -1062,7 +1321,25 @@
         </w:numPr>
       </w:pPr>
       <w:r>
-        <w:t>Requiring [ℒ]=mass⁴ fixes [ψ]=mass^(3/2) and [A_μ]=mass from the free kinetic terms.</w:t>
+        <w:t>Requiring [ℒ]=mass⁴ fixes [ψ]=mass</w:t>
+      </w:r>
+      <w:r>
+        <w:rPr>
+          <w:vertAlign w:val="superscript"/>
+        </w:rPr>
+        <w:t>3/2</w:t>
+      </w:r>
+      <w:r>
+        <w:t xml:space="preserve"> and [A</w:t>
+      </w:r>
+      <w:r>
+        <w:rPr>
+          <w:vertAlign w:val="subscript"/>
+        </w:rPr>
+        <w:t>μ</w:t>
+      </w:r>
+      <w:r>
+        <w:t>]=mass from the free kinetic terms.</w:t>
       </w:r>
     </w:p>
     <w:p>
@@ -1074,7 +1351,25 @@
         </w:numPr>
       </w:pPr>
       <w:r>
-        <w:t>The interaction term eψ̄γ^μψA_μ then forces [e]=mass⁰: the QED coupling constant is dimensionless.</w:t>
+        <w:t>The interaction term eψ̄γ</w:t>
+      </w:r>
+      <w:r>
+        <w:rPr>
+          <w:vertAlign w:val="superscript"/>
+        </w:rPr>
+        <w:t>μ</w:t>
+      </w:r>
+      <w:r>
+        <w:t>ψA</w:t>
+      </w:r>
+      <w:r>
+        <w:rPr>
+          <w:vertAlign w:val="subscript"/>
+        </w:rPr>
+        <w:t>μ</w:t>
+      </w:r>
+      <w:r>
+        <w:t xml:space="preserve"> then forces [e]=mass⁰: the QED coupling constant is dimensionless.</w:t>
       </w:r>
     </w:p>
     <w:p>
@@ -1235,7 +1530,40 @@
           </w:tcPr>
           <w:p>
             <w:r>
-              <w:t>Starting from [ℒ]=mass⁴ and the free Dirac kinetic term ψ̄iγ^μ∂_μψ, derive [ψ]=mass^(3/2), showing every step.</w:t>
+              <w:rPr>
+                <w:b/>
+              </w:rPr>
+              <w:t>Extension.</w:t>
+            </w:r>
+            <w:r>
+              <w:t xml:space="preserve"> Starting from [ℒ]=mass⁴ and the free Dirac kinetic term ψ̄iγ</w:t>
+            </w:r>
+            <w:r>
+              <w:rPr>
+                <w:vertAlign w:val="superscript"/>
+              </w:rPr>
+              <w:t>μ</w:t>
+            </w:r>
+            <w:r>
+              <w:t>∂</w:t>
+            </w:r>
+            <w:r>
+              <w:rPr>
+                <w:vertAlign w:val="subscript"/>
+              </w:rPr>
+              <w:t>μ</w:t>
+            </w:r>
+            <w:r>
+              <w:t>ψ, derive [ψ]=mass</w:t>
+            </w:r>
+            <w:r>
+              <w:rPr>
+                <w:vertAlign w:val="superscript"/>
+              </w:rPr>
+              <w:t>3/2</w:t>
+            </w:r>
+            <w:r>
+              <w:t>, showing every step.</w:t>
             </w:r>
           </w:p>
         </w:tc>
@@ -1273,7 +1601,40 @@
           </w:tcPr>
           <w:p>
             <w:r>
-              <w:t>Starting from [ℒ]=mass⁴ and the free photon kinetic term −(1/4)F_μνF^μν, derive [A_μ]=mass, showing every step.</w:t>
+              <w:rPr>
+                <w:b/>
+              </w:rPr>
+              <w:t>Extension.</w:t>
+            </w:r>
+            <w:r>
+              <w:t xml:space="preserve"> Starting from [ℒ]=mass⁴ and the free photon kinetic term −(1/4)F</w:t>
+            </w:r>
+            <w:r>
+              <w:rPr>
+                <w:vertAlign w:val="subscript"/>
+              </w:rPr>
+              <w:t>μν</w:t>
+            </w:r>
+            <w:r>
+              <w:t>F</w:t>
+            </w:r>
+            <w:r>
+              <w:rPr>
+                <w:vertAlign w:val="superscript"/>
+              </w:rPr>
+              <w:t>μν</w:t>
+            </w:r>
+            <w:r>
+              <w:t>, derive [A</w:t>
+            </w:r>
+            <w:r>
+              <w:rPr>
+                <w:vertAlign w:val="subscript"/>
+              </w:rPr>
+              <w:t>μ</w:t>
+            </w:r>
+            <w:r>
+              <w:t>]=mass, showing every step.</w:t>
             </w:r>
           </w:p>
         </w:tc>
@@ -1309,7 +1670,31 @@
           </w:tcPr>
           <w:p>
             <w:r>
-              <w:t>Combine Exercises 1 and 2 with the interaction term eψ̄γ^μψA_μ to derive [e]=mass⁰.</w:t>
+              <w:rPr>
+                <w:b/>
+              </w:rPr>
+              <w:t>Extension.</w:t>
+            </w:r>
+            <w:r>
+              <w:t xml:space="preserve"> Combine Exercises 1 and 2 with the interaction term eψ̄γ</w:t>
+            </w:r>
+            <w:r>
+              <w:rPr>
+                <w:vertAlign w:val="superscript"/>
+              </w:rPr>
+              <w:t>μ</w:t>
+            </w:r>
+            <w:r>
+              <w:t>ψA</w:t>
+            </w:r>
+            <w:r>
+              <w:rPr>
+                <w:vertAlign w:val="subscript"/>
+              </w:rPr>
+              <w:t>μ</w:t>
+            </w:r>
+            <w:r>
+              <w:t xml:space="preserve"> to derive [e]=mass⁰.</w:t>
             </w:r>
           </w:p>
         </w:tc>
@@ -1347,7 +1732,13 @@
           </w:tcPr>
           <w:p>
             <w:r>
-              <w:t>Verify that α=e²/(4π) is dimensionless using the result of Exercise 3, and explain why this is necessary given that α is defined and measured as a pure number in every unit system.</w:t>
+              <w:rPr>
+                <w:b/>
+              </w:rPr>
+              <w:t>Extension.</w:t>
+            </w:r>
+            <w:r>
+              <w:t xml:space="preserve"> Verify that α=e²/(4π) is dimensionless using the result of Exercise 3, and explain why this is necessary given that α is defined and measured as a pure number in every unit system.</w:t>
             </w:r>
           </w:p>
         </w:tc>
@@ -1383,7 +1774,13 @@
           </w:tcPr>
           <w:p>
             <w:r>
-              <w:t>Using α≈1/137.036, compute e=√(4πα) to three significant figures, showing the intermediate numerical steps.</w:t>
+              <w:rPr>
+                <w:b/>
+              </w:rPr>
+              <w:t>Core.</w:t>
+            </w:r>
+            <w:r>
+              <w:t xml:space="preserve"> Using α≈1/137.036, compute e=√(4πα) to three significant figures, showing the intermediate numerical steps.</w:t>
             </w:r>
           </w:p>
         </w:tc>
@@ -1421,7 +1818,13 @@
           </w:tcPr>
           <w:p>
             <w:r>
-              <w:t>Compute α/(2π) to four significant figures and compare it with the value 0.00116 quoted in Worked example 2.</w:t>
+              <w:rPr>
+                <w:b/>
+              </w:rPr>
+              <w:t>Core.</w:t>
+            </w:r>
+            <w:r>
+              <w:t xml:space="preserve"> Compute α/(2π) to four significant figures and compare it with the value 0.00116 quoted in Worked example 2.</w:t>
             </w:r>
           </w:p>
         </w:tc>
@@ -1457,7 +1860,13 @@
           </w:tcPr>
           <w:p>
             <w:r>
-              <w:t>State, in one or two sentences and without deriving it, why a dimensionless coupling constant is considered especially favorable for a quantum field theory to be well-behaved at all energy scales (a property called renormalizability, beyond this course's scope).</w:t>
+              <w:rPr>
+                <w:b/>
+              </w:rPr>
+              <w:t>Extension.</w:t>
+            </w:r>
+            <w:r>
+              <w:t xml:space="preserve"> State, in one or two sentences and without deriving it, why a dimensionless coupling constant is considered especially favorable for a quantum field theory to be well-behaved at all energy scales (a property called renormalizability, beyond this course's scope).</w:t>
             </w:r>
           </w:p>
         </w:tc>
@@ -1495,7 +1904,13 @@
           </w:tcPr>
           <w:p>
             <w:r>
-              <w:t>Using Lesson 39, Section 3.2, explain why a hypothetical new charge-(−e) Dirac field, discovered tomorrow, would be predicted, without any new input, to couple to the photon with exactly the measured value of e, not some new, independently adjustable constant.</w:t>
+              <w:rPr>
+                <w:b/>
+              </w:rPr>
+              <w:t>Core.</w:t>
+            </w:r>
+            <w:r>
+              <w:t xml:space="preserve"> Using Lesson 39, Section 3.2, explain why a hypothetical new charge-(−e) Dirac field, discovered tomorrow, would be predicted, without any new input, to couple to the photon with exactly the measured value of e, not some new, independently adjustable constant.</w:t>
             </w:r>
           </w:p>
         </w:tc>
@@ -1531,7 +1946,13 @@
           </w:tcPr>
           <w:p>
             <w:r>
-              <w:t>Explain why Worked example 3's distinction (same e, different mass) means that measuring how strongly two different charged particles are deflected by a given magnetic field cannot, by itself, be used to measure two different values of e.</w:t>
+              <w:rPr>
+                <w:b/>
+              </w:rPr>
+              <w:t>Extension.</w:t>
+            </w:r>
+            <w:r>
+              <w:t xml:space="preserve"> Explain why Worked example 3's distinction (same e, different mass) means that measuring how strongly two different charged particles are deflected by a given magnetic field cannot, by itself, be used to measure two different values of e.</w:t>
             </w:r>
           </w:p>
         </w:tc>
@@ -1569,7 +1990,13 @@
           </w:tcPr>
           <w:p>
             <w:r>
-              <w:t>Using Section 4.1, state the order in α of the probability associated with a six-vertex process, and compare its numerical size to the two-vertex and four-vertex estimates of Worked example 4.</w:t>
+              <w:rPr>
+                <w:b/>
+              </w:rPr>
+              <w:t>Core.</w:t>
+            </w:r>
+            <w:r>
+              <w:t xml:space="preserve"> Using Section 4.1, state the order in α of the probability associated with a six-vertex process, and compare its numerical size to the two-vertex and four-vertex estimates of Worked example 4.</w:t>
             </w:r>
           </w:p>
         </w:tc>
@@ -1605,7 +2032,13 @@
           </w:tcPr>
           <w:p>
             <w:r>
-              <w:t>Estimate α³ numerically and state how many orders of magnitude smaller it is than α, illustrating the suppression pattern of Section 4.2 for an odd number of vertex-pairs (relevant when an amplitude itself, not just a probability, is being estimated).</w:t>
+              <w:rPr>
+                <w:b/>
+              </w:rPr>
+              <w:t>Core.</w:t>
+            </w:r>
+            <w:r>
+              <w:t xml:space="preserve"> Estimate α³ numerically and state how many orders of magnitude smaller it is than α, illustrating the suppression pattern of Section 4.2 for an odd number of vertex-pairs (relevant when an amplitude itself, not just a probability, is being estimated).</w:t>
             </w:r>
           </w:p>
         </w:tc>
@@ -1643,7 +2076,13 @@
           </w:tcPr>
           <w:p>
             <w:r>
-              <w:t>Contrast, in general terms, the situation described in Section 4.2 (small coupling, rapidly convergent-looking perturbative series) with a hypothetical theory whose analogous dimensionless coupling constant were equal to 3, explaining briefly why a perturbative expansion would not be a useful tool in that hypothetical case.</w:t>
+              <w:rPr>
+                <w:b/>
+              </w:rPr>
+              <w:t>Core.</w:t>
+            </w:r>
+            <w:r>
+              <w:t xml:space="preserve"> Contrast, in general terms, the situation described in Section 4.2 (small coupling, rapidly convergent-looking perturbative series) with a hypothetical theory whose analogous dimensionless coupling constant were equal to 3, explaining briefly why a perturbative expansion would not be a useful tool in that hypothetical case.</w:t>
             </w:r>
           </w:p>
         </w:tc>
@@ -1679,7 +2118,13 @@
           </w:tcPr>
           <w:p>
             <w:r>
-              <w:t>Using a=(g−2)/2≈α/(2π) from Worked example 2, compute the predicted value of g itself to five decimal places, and compare it in one sentence to the tree-level Dirac value g=2 previewed in Lesson 40.</w:t>
+              <w:rPr>
+                <w:b/>
+              </w:rPr>
+              <w:t>Core.</w:t>
+            </w:r>
+            <w:r>
+              <w:t xml:space="preserve"> Using a=(g−2)/2≈α/(2π) from Worked example 2, compute the predicted value of g itself to five decimal places, and compare it in one sentence to the tree-level Dirac value g=2 previewed in Lesson 40.</w:t>
             </w:r>
           </w:p>
         </w:tc>
@@ -1717,7 +2162,13 @@
           </w:tcPr>
           <w:p>
             <w:r>
-              <w:t>Explain why, if e had turned out to carry a nonzero mass dimension (as it would in a spacetime with a different number of dimensions), the numerical value of "e" alone would not be a meaningful, unit-independent statement, in contrast with the dimensionless case of actual QED.</w:t>
+              <w:rPr>
+                <w:b/>
+              </w:rPr>
+              <w:t>Core.</w:t>
+            </w:r>
+            <w:r>
+              <w:t xml:space="preserve"> Explain why, if e had turned out to carry a nonzero mass dimension (as it would in a spacetime with a different number of dimensions), the numerical value of "e" alone would not be a meaningful, unit-independent statement, in contrast with the dimensionless case of actual QED.</w:t>
             </w:r>
           </w:p>
         </w:tc>
@@ -1753,7 +2204,13 @@
           </w:tcPr>
           <w:p>
             <w:r>
-              <w:t>State, in one or two sentences and without deriving it, what physicists mean by saying the fine-structure constant "runs" with energy, and why this does not contradict Section 2.1's statement that α≈1/137.036 is a precisely measured number (hint: at what energy scale is that particular value measured).</w:t>
+              <w:rPr>
+                <w:b/>
+              </w:rPr>
+              <w:t>Extension.</w:t>
+            </w:r>
+            <w:r>
+              <w:t xml:space="preserve"> State, in one or two sentences and without deriving it, what physicists mean by saying the fine-structure constant "runs" with energy, and why this does not contradict Section 2.1's statement that α≈1/137.036 is a precisely measured number (hint: at what energy scale is that particular value measured).</w:t>
             </w:r>
           </w:p>
         </w:tc>
@@ -1791,7 +2248,58 @@
           </w:tcPr>
           <w:p>
             <w:r>
-              <w:t>Challenge: consider the hypothetical interaction term (1/M)ψ̄ψA_μA^μ, with M some constant needed to fix its dimensions. First, using Exercises 1 and 2, find the mass dimension required of M for this term to have [ℒ]=mass⁴. Second, independent of the dimensional question, explain why this term is forbidden in ℒ_QED for an entirely different reason, referring to how A_μA^μ transforms under a gauge transformation.</w:t>
+              <w:rPr>
+                <w:b/>
+              </w:rPr>
+              <w:t>Challenge.</w:t>
+            </w:r>
+            <w:r>
+              <w:t xml:space="preserve"> Consider the hypothetical interaction term (1/M)ψ̄ψA</w:t>
+            </w:r>
+            <w:r>
+              <w:rPr>
+                <w:vertAlign w:val="subscript"/>
+              </w:rPr>
+              <w:t>μ</w:t>
+            </w:r>
+            <w:r>
+              <w:t>A</w:t>
+            </w:r>
+            <w:r>
+              <w:rPr>
+                <w:vertAlign w:val="superscript"/>
+              </w:rPr>
+              <w:t>μ</w:t>
+            </w:r>
+            <w:r>
+              <w:t>, with M some constant needed to fix its dimensions. First, using Exercises 1 and 2, find the mass dimension required of M for this term to have [ℒ]=mass⁴. Second, independent of the dimensional question, explain why this term is forbidden in ℒ</w:t>
+            </w:r>
+            <w:r>
+              <w:rPr>
+                <w:vertAlign w:val="subscript"/>
+              </w:rPr>
+              <w:t>QED</w:t>
+            </w:r>
+            <w:r>
+              <w:t xml:space="preserve"> for an entirely different reason, referring to how A</w:t>
+            </w:r>
+            <w:r>
+              <w:rPr>
+                <w:vertAlign w:val="subscript"/>
+              </w:rPr>
+              <w:t>μ</w:t>
+            </w:r>
+            <w:r>
+              <w:t>A</w:t>
+            </w:r>
+            <w:r>
+              <w:rPr>
+                <w:vertAlign w:val="superscript"/>
+              </w:rPr>
+              <w:t>μ</w:t>
+            </w:r>
+            <w:r>
+              <w:t xml:space="preserve"> transforms under a gauge transformation.</w:t>
             </w:r>
           </w:p>
         </w:tc>
@@ -1808,6 +2316,14 @@
     <w:p>
       <w:r>
         <w:rPr>
+          <w:i/>
+        </w:rPr>
+        <w:t>Attempt each exercise before reading its solution. If you are stuck, read only the first sentence of the solution, then try again.</w:t>
+      </w:r>
+    </w:p>
+    <w:p>
+      <w:r>
+        <w:rPr>
           <w:b/>
         </w:rPr>
         <w:t>1.</w:t>
@@ -1816,7 +2332,70 @@
         <w:t xml:space="preserve"> </w:t>
       </w:r>
       <w:r>
-        <w:t>[ℒ]=mass⁴ (from [S]=mass⁰ and [d⁴x]=mass⁻⁴). The kinetic term ψ̄iγ^μ∂_μψ has dimension [ψ̄][γ^μ][∂_μ][ψ]; γ^μ is a fixed numerical matrix with [γ^μ]=mass⁰, and [ψ̄]=[ψ] (the adjoint involves only a constant matrix γ⁰ and complex conjugation, neither changing the mass dimension), so the term's dimension is [ψ]²·mass¹. Setting [ψ]²·mass=mass⁴ gives [ψ]²=mass³, so [ψ]=mass^(3/2).</w:t>
+        <w:t>[ℒ]=mass⁴ (from [S]=mass⁰ and [d⁴x]=mass⁻⁴). The kinetic term ψ̄iγ</w:t>
+      </w:r>
+      <w:r>
+        <w:rPr>
+          <w:vertAlign w:val="superscript"/>
+        </w:rPr>
+        <w:t>μ</w:t>
+      </w:r>
+      <w:r>
+        <w:t>∂</w:t>
+      </w:r>
+      <w:r>
+        <w:rPr>
+          <w:vertAlign w:val="subscript"/>
+        </w:rPr>
+        <w:t>μ</w:t>
+      </w:r>
+      <w:r>
+        <w:t>ψ has dimension [ψ̄][γ</w:t>
+      </w:r>
+      <w:r>
+        <w:rPr>
+          <w:vertAlign w:val="superscript"/>
+        </w:rPr>
+        <w:t>μ</w:t>
+      </w:r>
+      <w:r>
+        <w:t>][∂</w:t>
+      </w:r>
+      <w:r>
+        <w:rPr>
+          <w:vertAlign w:val="subscript"/>
+        </w:rPr>
+        <w:t>μ</w:t>
+      </w:r>
+      <w:r>
+        <w:t>][ψ]; γ</w:t>
+      </w:r>
+      <w:r>
+        <w:rPr>
+          <w:vertAlign w:val="superscript"/>
+        </w:rPr>
+        <w:t>μ</w:t>
+      </w:r>
+      <w:r>
+        <w:t xml:space="preserve"> is a fixed numerical matrix with [γ</w:t>
+      </w:r>
+      <w:r>
+        <w:rPr>
+          <w:vertAlign w:val="superscript"/>
+        </w:rPr>
+        <w:t>μ</w:t>
+      </w:r>
+      <w:r>
+        <w:t>]=mass⁰, and [ψ̄]=[ψ] (the adjoint involves only a constant matrix γ⁰ and complex conjugation, neither changing the mass dimension), so the term's dimension is [ψ]²·mass¹. Setting [ψ]²·mass=mass⁴ gives [ψ]²=mass³, so [ψ]=mass</w:t>
+      </w:r>
+      <w:r>
+        <w:rPr>
+          <w:vertAlign w:val="superscript"/>
+        </w:rPr>
+        <w:t>3/2</w:t>
+      </w:r>
+      <w:r>
+        <w:t>.</w:t>
       </w:r>
     </w:p>
     <w:p>
@@ -1830,7 +2409,142 @@
         <w:t xml:space="preserve"> </w:t>
       </w:r>
       <w:r>
-        <w:t>F_μν=∂_μA_ν−∂_νA_μ has dimension [∂_μ][A_ν]=mass·[A_μ], so F_μνF^μν has dimension (mass·[A_μ])²=mass²[A_μ]². Setting mass²[A_μ]²=mass⁴ (the overall numerical factor −1/4 being dimensionless) gives [A_μ]²=mass², so [A_μ]=mass.</w:t>
+        <w:t>F</w:t>
+      </w:r>
+      <w:r>
+        <w:rPr>
+          <w:vertAlign w:val="subscript"/>
+        </w:rPr>
+        <w:t>μν</w:t>
+      </w:r>
+      <w:r>
+        <w:t>=∂</w:t>
+      </w:r>
+      <w:r>
+        <w:rPr>
+          <w:vertAlign w:val="subscript"/>
+        </w:rPr>
+        <w:t>μ</w:t>
+      </w:r>
+      <w:r>
+        <w:t>A</w:t>
+      </w:r>
+      <w:r>
+        <w:rPr>
+          <w:vertAlign w:val="subscript"/>
+        </w:rPr>
+        <w:t>ν</w:t>
+      </w:r>
+      <w:r>
+        <w:t>−∂</w:t>
+      </w:r>
+      <w:r>
+        <w:rPr>
+          <w:vertAlign w:val="subscript"/>
+        </w:rPr>
+        <w:t>ν</w:t>
+      </w:r>
+      <w:r>
+        <w:t>A</w:t>
+      </w:r>
+      <w:r>
+        <w:rPr>
+          <w:vertAlign w:val="subscript"/>
+        </w:rPr>
+        <w:t>μ</w:t>
+      </w:r>
+      <w:r>
+        <w:t xml:space="preserve"> has dimension [∂</w:t>
+      </w:r>
+      <w:r>
+        <w:rPr>
+          <w:vertAlign w:val="subscript"/>
+        </w:rPr>
+        <w:t>μ</w:t>
+      </w:r>
+      <w:r>
+        <w:t>][A</w:t>
+      </w:r>
+      <w:r>
+        <w:rPr>
+          <w:vertAlign w:val="subscript"/>
+        </w:rPr>
+        <w:t>ν</w:t>
+      </w:r>
+      <w:r>
+        <w:t>]=mass·[A</w:t>
+      </w:r>
+      <w:r>
+        <w:rPr>
+          <w:vertAlign w:val="subscript"/>
+        </w:rPr>
+        <w:t>μ</w:t>
+      </w:r>
+      <w:r>
+        <w:t>], so F</w:t>
+      </w:r>
+      <w:r>
+        <w:rPr>
+          <w:vertAlign w:val="subscript"/>
+        </w:rPr>
+        <w:t>μν</w:t>
+      </w:r>
+      <w:r>
+        <w:t>F</w:t>
+      </w:r>
+      <w:r>
+        <w:rPr>
+          <w:vertAlign w:val="superscript"/>
+        </w:rPr>
+        <w:t>μν</w:t>
+      </w:r>
+      <w:r>
+        <w:t xml:space="preserve"> has dimension (mass·[A</w:t>
+      </w:r>
+      <w:r>
+        <w:rPr>
+          <w:vertAlign w:val="subscript"/>
+        </w:rPr>
+        <w:t>μ</w:t>
+      </w:r>
+      <w:r>
+        <w:t>])²=mass²[A</w:t>
+      </w:r>
+      <w:r>
+        <w:rPr>
+          <w:vertAlign w:val="subscript"/>
+        </w:rPr>
+        <w:t>μ</w:t>
+      </w:r>
+      <w:r>
+        <w:t>]². Setting mass²[A</w:t>
+      </w:r>
+      <w:r>
+        <w:rPr>
+          <w:vertAlign w:val="subscript"/>
+        </w:rPr>
+        <w:t>μ</w:t>
+      </w:r>
+      <w:r>
+        <w:t>]²=mass⁴ (the overall numerical factor −1/4 being dimensionless) gives [A</w:t>
+      </w:r>
+      <w:r>
+        <w:rPr>
+          <w:vertAlign w:val="subscript"/>
+        </w:rPr>
+        <w:t>μ</w:t>
+      </w:r>
+      <w:r>
+        <w:t>]²=mass², so [A</w:t>
+      </w:r>
+      <w:r>
+        <w:rPr>
+          <w:vertAlign w:val="subscript"/>
+        </w:rPr>
+        <w:t>μ</w:t>
+      </w:r>
+      <w:r>
+        <w:t>]=mass.</w:t>
       </w:r>
     </w:p>
     <w:p>
@@ -1844,7 +2558,52 @@
         <w:t xml:space="preserve"> </w:t>
       </w:r>
       <w:r>
-        <w:t>The interaction term eψ̄γ^μψA_μ has dimension [e][ψ]²[A_μ]=[e]·mass³·mass=[e]·mass⁴ (using [ψ]²=mass³ from Exercise 1 and [A_μ]=mass from Exercise 2). Setting this equal to mass⁴ (matching every other term in ℒ_QED) requires [e]=mass⁰.</w:t>
+        <w:t>The interaction term eψ̄γ</w:t>
+      </w:r>
+      <w:r>
+        <w:rPr>
+          <w:vertAlign w:val="superscript"/>
+        </w:rPr>
+        <w:t>μ</w:t>
+      </w:r>
+      <w:r>
+        <w:t>ψA</w:t>
+      </w:r>
+      <w:r>
+        <w:rPr>
+          <w:vertAlign w:val="subscript"/>
+        </w:rPr>
+        <w:t>μ</w:t>
+      </w:r>
+      <w:r>
+        <w:t xml:space="preserve"> has dimension [e][ψ]²[A</w:t>
+      </w:r>
+      <w:r>
+        <w:rPr>
+          <w:vertAlign w:val="subscript"/>
+        </w:rPr>
+        <w:t>μ</w:t>
+      </w:r>
+      <w:r>
+        <w:t>]=[e]·mass³·mass=[e]·mass⁴ (using [ψ]²=mass³ from Exercise 1 and [A</w:t>
+      </w:r>
+      <w:r>
+        <w:rPr>
+          <w:vertAlign w:val="subscript"/>
+        </w:rPr>
+        <w:t>μ</w:t>
+      </w:r>
+      <w:r>
+        <w:t>]=mass from Exercise 2). Setting this equal to mass⁴ (matching every other term in ℒ</w:t>
+      </w:r>
+      <w:r>
+        <w:rPr>
+          <w:vertAlign w:val="subscript"/>
+        </w:rPr>
+        <w:t>QED</w:t>
+      </w:r>
+      <w:r>
+        <w:t>) requires [e]=mass⁰.</w:t>
       </w:r>
     </w:p>
     <w:p>
@@ -1914,7 +2673,70 @@
         <w:t xml:space="preserve"> </w:t>
       </w:r>
       <w:r>
-        <w:t>The derivation of D_μ=∂_μ+iqA_μ in Lesson 39 depended only on the field's own charge q under the local phase transformation, with no reference to mass, spin structure beyond the field type, or any other property; any new Dirac field discovered with charge q=−e would, by the identical argument, require the same interaction term eψ̄_newγ^μψ_newA_μ with the same numerical e already measured for the electron, since the covariant-derivative construction offers no room for an independently adjustable coefficient once the charge is fixed.</w:t>
+        <w:t>The derivation of D</w:t>
+      </w:r>
+      <w:r>
+        <w:rPr>
+          <w:vertAlign w:val="subscript"/>
+        </w:rPr>
+        <w:t>μ</w:t>
+      </w:r>
+      <w:r>
+        <w:t>=∂</w:t>
+      </w:r>
+      <w:r>
+        <w:rPr>
+          <w:vertAlign w:val="subscript"/>
+        </w:rPr>
+        <w:t>μ</w:t>
+      </w:r>
+      <w:r>
+        <w:t>+iqA</w:t>
+      </w:r>
+      <w:r>
+        <w:rPr>
+          <w:vertAlign w:val="subscript"/>
+        </w:rPr>
+        <w:t>μ</w:t>
+      </w:r>
+      <w:r>
+        <w:t xml:space="preserve"> in Lesson 39 depended only on the field's own charge q under the local phase transformation, with no reference to mass, spin structure beyond the field type, or any other property; any new Dirac field discovered with charge q=−e would, by the identical argument, require the same interaction term eψ̄</w:t>
+      </w:r>
+      <w:r>
+        <w:rPr>
+          <w:vertAlign w:val="subscript"/>
+        </w:rPr>
+        <w:t>n</w:t>
+      </w:r>
+      <w:r>
+        <w:t>ewγ</w:t>
+      </w:r>
+      <w:r>
+        <w:rPr>
+          <w:vertAlign w:val="superscript"/>
+        </w:rPr>
+        <w:t>μ</w:t>
+      </w:r>
+      <w:r>
+        <w:t>ψ</w:t>
+      </w:r>
+      <w:r>
+        <w:rPr>
+          <w:vertAlign w:val="subscript"/>
+        </w:rPr>
+        <w:t>n</w:t>
+      </w:r>
+      <w:r>
+        <w:t>ewA</w:t>
+      </w:r>
+      <w:r>
+        <w:rPr>
+          <w:vertAlign w:val="subscript"/>
+        </w:rPr>
+        <w:t>μ</w:t>
+      </w:r>
+      <w:r>
+        <w:t xml:space="preserve"> with the same numerical e already measured for the electron, since the covariant-derivative construction offers no room for an independently adjustable coefficient once the charge is fixed.</w:t>
       </w:r>
     </w:p>
     <w:p>
@@ -2026,7 +2848,187 @@
         <w:t xml:space="preserve"> </w:t>
       </w:r>
       <w:r>
-        <w:t>Dimensionally, (1/M)ψ̄ψA_μA^μ has field content [ψ̄ψ]=mass³ (Exercise 1) times [A_μA^μ]=mass² (Exercise 2, squared), giving mass⁵ from the fields alone; requiring the whole term to have dimension mass⁴ forces [1/M]=mass⁻¹, i.e. [M]=mass, an ordinary mass scale rather than a dimensionless number, unlike e. Independent of this dimensional issue, A_μA^μ is not gauge invariant: under A_μ→A_μ+∂_μα, A_μA^μ→(A_μ+∂_μα)(A^μ+∂^μα), which contains extra terms in ∂_μα that do not cancel for a generic α(x) (unlike F_μνF^μν, shown gauge invariant in Lesson 41), so a term built from A_μA^μ alone, such as this hypothetical one, cannot appear in a gauge-invariant Lagrangian at all; this is exactly the reason, familiar from the general study of gauge theories, that a photon mass term is forbidden by U(1) gauge invariance.</w:t>
+        <w:t>Dimensionally, (1/M)ψ̄ψA</w:t>
+      </w:r>
+      <w:r>
+        <w:rPr>
+          <w:vertAlign w:val="subscript"/>
+        </w:rPr>
+        <w:t>μ</w:t>
+      </w:r>
+      <w:r>
+        <w:t>A</w:t>
+      </w:r>
+      <w:r>
+        <w:rPr>
+          <w:vertAlign w:val="superscript"/>
+        </w:rPr>
+        <w:t>μ</w:t>
+      </w:r>
+      <w:r>
+        <w:t xml:space="preserve"> has field content [ψ̄ψ]=mass³ (Exercise 1) times [A</w:t>
+      </w:r>
+      <w:r>
+        <w:rPr>
+          <w:vertAlign w:val="subscript"/>
+        </w:rPr>
+        <w:t>μ</w:t>
+      </w:r>
+      <w:r>
+        <w:t>A</w:t>
+      </w:r>
+      <w:r>
+        <w:rPr>
+          <w:vertAlign w:val="superscript"/>
+        </w:rPr>
+        <w:t>μ</w:t>
+      </w:r>
+      <w:r>
+        <w:t>]=mass² (Exercise 2, squared), giving mass⁵ from the fields alone; requiring the whole term to have dimension mass⁴ forces [1/M]=mass⁻¹, i.e. [M]=mass, an ordinary mass scale rather than a dimensionless number, unlike e. Independent of this dimensional issue, A</w:t>
+      </w:r>
+      <w:r>
+        <w:rPr>
+          <w:vertAlign w:val="subscript"/>
+        </w:rPr>
+        <w:t>μ</w:t>
+      </w:r>
+      <w:r>
+        <w:t>A</w:t>
+      </w:r>
+      <w:r>
+        <w:rPr>
+          <w:vertAlign w:val="superscript"/>
+        </w:rPr>
+        <w:t>μ</w:t>
+      </w:r>
+      <w:r>
+        <w:t xml:space="preserve"> is not gauge invariant: under A</w:t>
+      </w:r>
+      <w:r>
+        <w:rPr>
+          <w:vertAlign w:val="subscript"/>
+        </w:rPr>
+        <w:t>μ</w:t>
+      </w:r>
+      <w:r>
+        <w:t>→A</w:t>
+      </w:r>
+      <w:r>
+        <w:rPr>
+          <w:vertAlign w:val="subscript"/>
+        </w:rPr>
+        <w:t>μ</w:t>
+      </w:r>
+      <w:r>
+        <w:t>+∂</w:t>
+      </w:r>
+      <w:r>
+        <w:rPr>
+          <w:vertAlign w:val="subscript"/>
+        </w:rPr>
+        <w:t>μα</w:t>
+      </w:r>
+      <w:r>
+        <w:t>, A</w:t>
+      </w:r>
+      <w:r>
+        <w:rPr>
+          <w:vertAlign w:val="subscript"/>
+        </w:rPr>
+        <w:t>μ</w:t>
+      </w:r>
+      <w:r>
+        <w:t>A</w:t>
+      </w:r>
+      <w:r>
+        <w:rPr>
+          <w:vertAlign w:val="superscript"/>
+        </w:rPr>
+        <w:t>μ</w:t>
+      </w:r>
+      <w:r>
+        <w:t>→(A</w:t>
+      </w:r>
+      <w:r>
+        <w:rPr>
+          <w:vertAlign w:val="subscript"/>
+        </w:rPr>
+        <w:t>μ</w:t>
+      </w:r>
+      <w:r>
+        <w:t>+∂</w:t>
+      </w:r>
+      <w:r>
+        <w:rPr>
+          <w:vertAlign w:val="subscript"/>
+        </w:rPr>
+        <w:t>μα</w:t>
+      </w:r>
+      <w:r>
+        <w:t>)(A</w:t>
+      </w:r>
+      <w:r>
+        <w:rPr>
+          <w:vertAlign w:val="superscript"/>
+        </w:rPr>
+        <w:t>μ</w:t>
+      </w:r>
+      <w:r>
+        <w:t>+∂</w:t>
+      </w:r>
+      <w:r>
+        <w:rPr>
+          <w:vertAlign w:val="superscript"/>
+        </w:rPr>
+        <w:t>μα</w:t>
+      </w:r>
+      <w:r>
+        <w:t>), which contains extra terms in ∂</w:t>
+      </w:r>
+      <w:r>
+        <w:rPr>
+          <w:vertAlign w:val="subscript"/>
+        </w:rPr>
+        <w:t>μα</w:t>
+      </w:r>
+      <w:r>
+        <w:t xml:space="preserve"> that do not cancel for a generic α(x) (unlike F</w:t>
+      </w:r>
+      <w:r>
+        <w:rPr>
+          <w:vertAlign w:val="subscript"/>
+        </w:rPr>
+        <w:t>μν</w:t>
+      </w:r>
+      <w:r>
+        <w:t>F</w:t>
+      </w:r>
+      <w:r>
+        <w:rPr>
+          <w:vertAlign w:val="superscript"/>
+        </w:rPr>
+        <w:t>μν</w:t>
+      </w:r>
+      <w:r>
+        <w:t>, shown gauge invariant in Lesson 41), so a term built from A</w:t>
+      </w:r>
+      <w:r>
+        <w:rPr>
+          <w:vertAlign w:val="subscript"/>
+        </w:rPr>
+        <w:t>μ</w:t>
+      </w:r>
+      <w:r>
+        <w:t>A</w:t>
+      </w:r>
+      <w:r>
+        <w:rPr>
+          <w:vertAlign w:val="superscript"/>
+        </w:rPr>
+        <w:t>μ</w:t>
+      </w:r>
+      <w:r>
+        <w:t xml:space="preserve"> alone, such as this hypothetical one, cannot appear in a gauge-invariant Lagrangian at all; this is exactly the reason, familiar from the general study of gauge theories, that a photon mass term is forbidden by U(1) gauge invariance.</w:t>
       </w:r>
     </w:p>
     <w:p>
@@ -2034,63 +3036,12 @@
         <w:pStyle w:val="Heading2"/>
       </w:pPr>
       <w:r>
-        <w:t>Mastery checklist</w:t>
+        <w:t>Mastery check</w:t>
       </w:r>
     </w:p>
     <w:p>
-      <w:pPr>
-        <w:pStyle w:val="ListBullet"/>
-      </w:pPr>
-      <w:r>
-        <w:t>I can derive [ψ]=mass^(3/2) and [A_μ]=mass from the free Lagrangians, and [e]=mass⁰ from the interaction term.</w:t>
-      </w:r>
-    </w:p>
-    <w:p>
-      <w:pPr>
-        <w:pStyle w:val="ListBullet"/>
-      </w:pPr>
-      <w:r>
-        <w:t>I can state α=e²/(4π) and compute both α and e numerically from α≈1/137.036.</w:t>
-      </w:r>
-    </w:p>
-    <w:p>
-      <w:pPr>
-        <w:pStyle w:val="ListBullet"/>
-      </w:pPr>
-      <w:r>
-        <w:t>I can compute α/(2π) and connect it to the leading correction to the electron's magnetic moment previewed in Lesson 40 and derived in Lesson 76.</w:t>
-      </w:r>
-    </w:p>
-    <w:p>
-      <w:pPr>
-        <w:pStyle w:val="ListBullet"/>
-      </w:pPr>
-      <w:r>
-        <w:t>I can explain why universality forces every charge-(−e) Dirac field to share the same coupling e.</w:t>
-      </w:r>
-    </w:p>
-    <w:p>
-      <w:pPr>
-        <w:pStyle w:val="ListBullet"/>
-      </w:pPr>
-      <w:r>
-        <w:t>I can explain, via vertex counting, why higher-order contributions to a QED process are suppressed by powers of α.</w:t>
-      </w:r>
-    </w:p>
-    <w:p>
-      <w:pPr>
-        <w:pStyle w:val="ListBullet"/>
-      </w:pPr>
-      <w:r>
-        <w:t>I can explain why e's dimensionlessness makes α a pure, unit-independent number.</w:t>
-      </w:r>
-    </w:p>
-    <w:p>
-      <w:pPr>
-        <w:pStyle w:val="ListBullet"/>
-      </w:pPr>
-      <w:r>
-        <w:t>I can state the numerical size of e and α from memory and explain, in outline, why this smallness is the reason QED perturbation theory works.</w:t>
+      <w:r>
+        <w:t>Before moving on, do the Core exercises without looking at the solutions and state this lesson's main result from memory. If both go smoothly, continue; if not, reread the sections the missed exercises cite.</w:t>
       </w:r>
     </w:p>
     <w:p>
@@ -2103,7 +3054,25 @@
     </w:p>
     <w:p>
       <w:r>
-        <w:t>Lesson 45 completes Part VI by deriving the electron-photon vertex factor explicitly, confirming the +ieγ^μ form previewed since Lesson 23 and showing precisely how the coupling constant of this lesson enters every diagram built from ℒ_QED.</w:t>
+        <w:t>Lesson 45 completes Part VI by deriving the electron-photon vertex factor explicitly, confirming the +ieγ</w:t>
+      </w:r>
+      <w:r>
+        <w:rPr>
+          <w:vertAlign w:val="superscript"/>
+        </w:rPr>
+        <w:t>μ</w:t>
+      </w:r>
+      <w:r>
+        <w:t xml:space="preserve"> form previewed since Lesson 23 and showing precisely how the coupling constant of this lesson enters every diagram built from ℒ</w:t>
+      </w:r>
+      <w:r>
+        <w:rPr>
+          <w:vertAlign w:val="subscript"/>
+        </w:rPr>
+        <w:t>QED</w:t>
+      </w:r>
+      <w:r>
+        <w:t>.</w:t>
       </w:r>
     </w:p>
     <w:sectPr>
@@ -2142,7 +3111,7 @@
         <w:color w:val="5A5A5A"/>
         <w:sz w:val="16"/>
       </w:rPr>
-      <w:t>QED Course   Lesson 44</w:t>
+      <w:t>A QED Course   Lesson 44</w:t>
     </w:r>
   </w:p>
 </w:hdr>
